--- a/docs/Zwavhudi_Tshivhase_CV.docx
+++ b/docs/Zwavhudi_Tshivhase_CV.docx
@@ -33,8 +33,6 @@
       <w:pPr>
         <w:jc w:val="center"/>
       </w:pPr>
-      <w:bookmarkStart w:id="0" w:name="_GoBack"/>
-      <w:bookmarkEnd w:id="0"/>
       <w:r>
         <w:br/>
       </w:r>
@@ -202,7 +200,34 @@
     </w:p>
     <w:p>
       <w:r>
-        <w:t>Automation Support Intern (2025–2026)</w:t>
+        <w:t xml:space="preserve">Automation Support Intern </w:t>
+      </w:r>
+      <w:r>
+        <w:br/>
+      </w:r>
+      <w:r>
+        <w:t xml:space="preserve">   </w:t>
+      </w:r>
+      <w:r>
+        <w:rPr>
+          <w:sz w:val="18"/>
+          <w:szCs w:val="18"/>
+        </w:rPr>
+        <w:t xml:space="preserve">Nedbank </w:t>
+      </w:r>
+      <w:r>
+        <w:rPr>
+          <w:sz w:val="18"/>
+          <w:szCs w:val="18"/>
+        </w:rPr>
+        <w:t xml:space="preserve">- </w:t>
+      </w:r>
+      <w:r>
+        <w:rPr>
+          <w:sz w:val="18"/>
+          <w:szCs w:val="18"/>
+        </w:rPr>
+        <w:t>(2025–2026)</w:t>
       </w:r>
       <w:r>
         <w:br/>
@@ -232,11 +257,17 @@
     </w:p>
     <w:p>
       <w:r>
-        <w:t>Home Affairs Online Booking System | Java, MySQL</w:t>
+        <w:lastRenderedPageBreak/>
+        <w:t xml:space="preserve">Home Affairs Online Booking System | Java, MySQL | </w:t>
       </w:r>
+      <w:proofErr w:type="spellStart"/>
+      <w:r>
+        <w:t>Netbeans</w:t>
+      </w:r>
+      <w:proofErr w:type="spellEnd"/>
       <w:r>
         <w:br/>
-        <w:t>Email Automation Solution | Blue Prism</w:t>
+        <w:t>Email Automation Solution | Blue Prism |Outlook</w:t>
       </w:r>
       <w:r>
         <w:br/>
@@ -245,6 +276,8 @@
       <w:r>
         <w:t>sional Portfolio Website | HTML, CSS, JavaScript</w:t>
       </w:r>
+      <w:bookmarkStart w:id="0" w:name="_GoBack"/>
+      <w:bookmarkEnd w:id="0"/>
     </w:p>
     <w:p>
       <w:r>
@@ -253,7 +286,6 @@
           <w:color w:val="3182CE"/>
           <w:sz w:val="26"/>
         </w:rPr>
-        <w:lastRenderedPageBreak/>
         <w:t>Education</w:t>
       </w:r>
     </w:p>
@@ -12448,21 +12480,21 @@
 <file path=customXml/itemProps3.xml><?xml version="1.0" encoding="utf-8"?>
 <ds:datastoreItem xmlns:ds="http://schemas.openxmlformats.org/officeDocument/2006/customXml" ds:itemID="{F6E10DA4-2C49-4082-A133-3FC4747E115C}">
   <ds:schemaRefs>
+    <ds:schemaRef ds:uri="0f791b96-4642-4093-9828-04e49de1db9b"/>
+    <ds:schemaRef ds:uri="http://schemas.microsoft.com/office/2006/documentManagement/types"/>
     <ds:schemaRef ds:uri="http://schemas.microsoft.com/office/infopath/2007/PartnerControls"/>
-    <ds:schemaRef ds:uri="http://schemas.microsoft.com/office/2006/documentManagement/types"/>
+    <ds:schemaRef ds:uri="http://schemas.openxmlformats.org/package/2006/metadata/core-properties"/>
+    <ds:schemaRef ds:uri="http://purl.org/dc/elements/1.1/"/>
+    <ds:schemaRef ds:uri="http://www.w3.org/XML/1998/namespace"/>
+    <ds:schemaRef ds:uri="http://schemas.microsoft.com/office/2006/metadata/properties"/>
+    <ds:schemaRef ds:uri="http://purl.org/dc/dcmitype/"/>
     <ds:schemaRef ds:uri="http://purl.org/dc/terms/"/>
-    <ds:schemaRef ds:uri="0f791b96-4642-4093-9828-04e49de1db9b"/>
-    <ds:schemaRef ds:uri="http://schemas.microsoft.com/office/2006/metadata/properties"/>
-    <ds:schemaRef ds:uri="http://purl.org/dc/elements/1.1/"/>
-    <ds:schemaRef ds:uri="http://schemas.openxmlformats.org/package/2006/metadata/core-properties"/>
-    <ds:schemaRef ds:uri="http://www.w3.org/XML/1998/namespace"/>
-    <ds:schemaRef ds:uri="http://purl.org/dc/dcmitype/"/>
   </ds:schemaRefs>
 </ds:datastoreItem>
 </file>
 
 <file path=customXml/itemProps4.xml><?xml version="1.0" encoding="utf-8"?>
-<ds:datastoreItem xmlns:ds="http://schemas.openxmlformats.org/officeDocument/2006/customXml" ds:itemID="{2D076F04-5B1D-4253-AB90-5964346AADEA}">
+<ds:datastoreItem xmlns:ds="http://schemas.openxmlformats.org/officeDocument/2006/customXml" ds:itemID="{CA1A70F6-DEB9-47D2-B473-ED6ED34A083B}">
   <ds:schemaRefs>
     <ds:schemaRef ds:uri="http://schemas.openxmlformats.org/officeDocument/2006/bibliography"/>
   </ds:schemaRefs>
